--- a/README_CLUB_GUIDE.docx
+++ b/README_CLUB_GUIDE.docx
@@ -782,7 +782,7 @@
                 <w:rFonts w:ascii="Segoe UI" w:hAnsi="Segoe UI"/>
                 <w:sz w:val="19"/>
               </w:rPr>
-              <w:t>5 Velcro-backed squares: Sandpaper, Bubble Wrap, Metal Coin, Soft Felt, Ribbed Cardboard</w:t>
+              <w:t>5 Velcro-backed squares: Sandpaper, Sponge, Metal Coin, Soft Felt, Ribbed Cardboard</w:t>
             </w:r>
           </w:p>
         </w:tc>

--- a/README_CLUB_GUIDE.docx
+++ b/README_CLUB_GUIDE.docx
@@ -707,13 +707,8 @@
             </w:tcMar>
           </w:tcPr>
           <w:p>
-            <w:r/>
             <w:r>
-              <w:rPr>
-                <w:rFonts w:ascii="Segoe UI" w:hAnsi="Segoe UI"/>
-                <w:sz w:val="19"/>
-              </w:rPr>
-              <w:t>10 wooden clothespins + 6 colored shoelaces/cords (Red, Blue, Yellow, Green, White, Black)</w:t>
+              <w:t>10 wooden clothespins + 6 colored shoelaces/cords (Red, Blue, Yellow, Green, Pink, Black)</w:t>
             </w:r>
           </w:p>
         </w:tc>
